--- a/assets/ПОДГОТОВКА ПРОЕКТА/a1_step-by-step.docx
+++ b/assets/ПОДГОТОВКА ПРОЕКТА/a1_step-by-step.docx
@@ -1558,8 +1558,8 @@
         </w:tblCellMar>
       </w:tblPr>
       <w:tblGrid>
-        <w:gridCol w:w="673"/>
-        <w:gridCol w:w="2127"/>
+        <w:gridCol w:w="672"/>
+        <w:gridCol w:w="2128"/>
         <w:gridCol w:w="6813"/>
       </w:tblGrid>
       <w:tr>
@@ -1568,7 +1568,7 @@
         </w:trPr>
         <w:tc>
           <w:tcPr>
-            <w:tcW w:w="673" w:type="dxa"/>
+            <w:tcW w:w="672" w:type="dxa"/>
             <w:tcBorders>
               <w:top w:val="single" w:sz="2" w:space="0" w:color="000000"/>
               <w:start w:val="single" w:sz="2" w:space="0" w:color="000000"/>
@@ -1597,7 +1597,7 @@
         </w:tc>
         <w:tc>
           <w:tcPr>
-            <w:tcW w:w="2127" w:type="dxa"/>
+            <w:tcW w:w="2128" w:type="dxa"/>
             <w:tcBorders>
               <w:top w:val="single" w:sz="2" w:space="0" w:color="000000"/>
               <w:start w:val="single" w:sz="2" w:space="0" w:color="000000"/>
@@ -1658,7 +1658,7 @@
         <w:trPr/>
         <w:tc>
           <w:tcPr>
-            <w:tcW w:w="673" w:type="dxa"/>
+            <w:tcW w:w="672" w:type="dxa"/>
             <w:tcBorders>
               <w:top w:val="single" w:sz="2" w:space="0" w:color="000000"/>
               <w:start w:val="single" w:sz="2" w:space="0" w:color="000000"/>
@@ -1687,7 +1687,7 @@
         </w:tc>
         <w:tc>
           <w:tcPr>
-            <w:tcW w:w="2127" w:type="dxa"/>
+            <w:tcW w:w="2128" w:type="dxa"/>
             <w:tcBorders>
               <w:top w:val="single" w:sz="2" w:space="0" w:color="000000"/>
               <w:start w:val="single" w:sz="2" w:space="0" w:color="000000"/>
@@ -1746,7 +1746,7 @@
         <w:trPr/>
         <w:tc>
           <w:tcPr>
-            <w:tcW w:w="673" w:type="dxa"/>
+            <w:tcW w:w="672" w:type="dxa"/>
             <w:tcBorders>
               <w:start w:val="single" w:sz="2" w:space="0" w:color="000000"/>
               <w:bottom w:val="single" w:sz="2" w:space="0" w:color="000000"/>
@@ -1774,7 +1774,7 @@
         </w:tc>
         <w:tc>
           <w:tcPr>
-            <w:tcW w:w="2127" w:type="dxa"/>
+            <w:tcW w:w="2128" w:type="dxa"/>
             <w:tcBorders>
               <w:start w:val="single" w:sz="2" w:space="0" w:color="000000"/>
               <w:bottom w:val="single" w:sz="2" w:space="0" w:color="000000"/>
@@ -1841,7 +1841,7 @@
         <w:trPr/>
         <w:tc>
           <w:tcPr>
-            <w:tcW w:w="673" w:type="dxa"/>
+            <w:tcW w:w="672" w:type="dxa"/>
             <w:tcBorders>
               <w:start w:val="single" w:sz="2" w:space="0" w:color="000000"/>
               <w:bottom w:val="single" w:sz="2" w:space="0" w:color="000000"/>
@@ -1869,7 +1869,7 @@
         </w:tc>
         <w:tc>
           <w:tcPr>
-            <w:tcW w:w="2127" w:type="dxa"/>
+            <w:tcW w:w="2128" w:type="dxa"/>
             <w:tcBorders>
               <w:start w:val="single" w:sz="2" w:space="0" w:color="000000"/>
               <w:bottom w:val="single" w:sz="2" w:space="0" w:color="000000"/>
@@ -1933,7 +1933,7 @@
         <w:trPr/>
         <w:tc>
           <w:tcPr>
-            <w:tcW w:w="673" w:type="dxa"/>
+            <w:tcW w:w="672" w:type="dxa"/>
             <w:tcBorders>
               <w:start w:val="single" w:sz="2" w:space="0" w:color="000000"/>
               <w:bottom w:val="single" w:sz="2" w:space="0" w:color="000000"/>
@@ -1961,7 +1961,7 @@
         </w:tc>
         <w:tc>
           <w:tcPr>
-            <w:tcW w:w="2127" w:type="dxa"/>
+            <w:tcW w:w="2128" w:type="dxa"/>
             <w:tcBorders>
               <w:start w:val="single" w:sz="2" w:space="0" w:color="000000"/>
               <w:bottom w:val="single" w:sz="2" w:space="0" w:color="000000"/>
@@ -2029,7 +2029,7 @@
         <w:trPr/>
         <w:tc>
           <w:tcPr>
-            <w:tcW w:w="673" w:type="dxa"/>
+            <w:tcW w:w="672" w:type="dxa"/>
             <w:tcBorders>
               <w:start w:val="single" w:sz="2" w:space="0" w:color="000000"/>
               <w:bottom w:val="single" w:sz="2" w:space="0" w:color="000000"/>
@@ -2059,7 +2059,7 @@
         </w:tc>
         <w:tc>
           <w:tcPr>
-            <w:tcW w:w="2127" w:type="dxa"/>
+            <w:tcW w:w="2128" w:type="dxa"/>
             <w:tcBorders>
               <w:start w:val="single" w:sz="2" w:space="0" w:color="000000"/>
               <w:bottom w:val="single" w:sz="2" w:space="0" w:color="000000"/>
@@ -2120,7 +2120,7 @@
         <w:trPr/>
         <w:tc>
           <w:tcPr>
-            <w:tcW w:w="673" w:type="dxa"/>
+            <w:tcW w:w="672" w:type="dxa"/>
             <w:tcBorders>
               <w:top w:val="single" w:sz="2" w:space="0" w:color="000000"/>
               <w:start w:val="single" w:sz="2" w:space="0" w:color="000000"/>
@@ -2151,7 +2151,7 @@
         </w:tc>
         <w:tc>
           <w:tcPr>
-            <w:tcW w:w="2127" w:type="dxa"/>
+            <w:tcW w:w="2128" w:type="dxa"/>
             <w:tcBorders>
               <w:top w:val="single" w:sz="2" w:space="0" w:color="000000"/>
               <w:start w:val="single" w:sz="2" w:space="0" w:color="000000"/>
@@ -2214,7 +2214,7 @@
         <w:trPr/>
         <w:tc>
           <w:tcPr>
-            <w:tcW w:w="673" w:type="dxa"/>
+            <w:tcW w:w="672" w:type="dxa"/>
             <w:tcBorders>
               <w:top w:val="single" w:sz="2" w:space="0" w:color="000000"/>
               <w:start w:val="single" w:sz="2" w:space="0" w:color="000000"/>
@@ -2245,7 +2245,7 @@
         </w:tc>
         <w:tc>
           <w:tcPr>
-            <w:tcW w:w="2127" w:type="dxa"/>
+            <w:tcW w:w="2128" w:type="dxa"/>
             <w:tcBorders>
               <w:top w:val="single" w:sz="2" w:space="0" w:color="000000"/>
               <w:start w:val="single" w:sz="2" w:space="0" w:color="000000"/>
@@ -2414,7 +2414,7 @@
         <w:trPr/>
         <w:tc>
           <w:tcPr>
-            <w:tcW w:w="673" w:type="dxa"/>
+            <w:tcW w:w="672" w:type="dxa"/>
             <w:tcBorders>
               <w:top w:val="single" w:sz="2" w:space="0" w:color="000000"/>
               <w:start w:val="single" w:sz="2" w:space="0" w:color="000000"/>
@@ -2445,7 +2445,7 @@
         </w:tc>
         <w:tc>
           <w:tcPr>
-            <w:tcW w:w="2127" w:type="dxa"/>
+            <w:tcW w:w="2128" w:type="dxa"/>
             <w:tcBorders>
               <w:top w:val="single" w:sz="2" w:space="0" w:color="000000"/>
               <w:start w:val="single" w:sz="2" w:space="0" w:color="000000"/>
@@ -2514,7 +2514,7 @@
         <w:trPr/>
         <w:tc>
           <w:tcPr>
-            <w:tcW w:w="673" w:type="dxa"/>
+            <w:tcW w:w="672" w:type="dxa"/>
             <w:tcBorders>
               <w:top w:val="single" w:sz="2" w:space="0" w:color="000000"/>
               <w:start w:val="single" w:sz="2" w:space="0" w:color="000000"/>
@@ -2545,7 +2545,7 @@
         </w:tc>
         <w:tc>
           <w:tcPr>
-            <w:tcW w:w="2127" w:type="dxa"/>
+            <w:tcW w:w="2128" w:type="dxa"/>
             <w:tcBorders>
               <w:top w:val="single" w:sz="2" w:space="0" w:color="000000"/>
               <w:start w:val="single" w:sz="2" w:space="0" w:color="000000"/>
@@ -2607,7 +2607,7 @@
         <w:trPr/>
         <w:tc>
           <w:tcPr>
-            <w:tcW w:w="673" w:type="dxa"/>
+            <w:tcW w:w="672" w:type="dxa"/>
             <w:tcBorders>
               <w:top w:val="single" w:sz="2" w:space="0" w:color="000000"/>
               <w:start w:val="single" w:sz="2" w:space="0" w:color="000000"/>
@@ -2638,7 +2638,7 @@
         </w:tc>
         <w:tc>
           <w:tcPr>
-            <w:tcW w:w="2127" w:type="dxa"/>
+            <w:tcW w:w="2128" w:type="dxa"/>
             <w:tcBorders>
               <w:top w:val="single" w:sz="2" w:space="0" w:color="000000"/>
               <w:start w:val="single" w:sz="2" w:space="0" w:color="000000"/>
@@ -2843,9 +2843,9 @@
         </w:tblCellMar>
       </w:tblPr>
       <w:tblGrid>
-        <w:gridCol w:w="701"/>
+        <w:gridCol w:w="700"/>
         <w:gridCol w:w="2441"/>
-        <w:gridCol w:w="6496"/>
+        <w:gridCol w:w="6497"/>
       </w:tblGrid>
       <w:tr>
         <w:trPr>
@@ -2853,7 +2853,7 @@
         </w:trPr>
         <w:tc>
           <w:tcPr>
-            <w:tcW w:w="701" w:type="dxa"/>
+            <w:tcW w:w="700" w:type="dxa"/>
             <w:tcBorders>
               <w:top w:val="single" w:sz="2" w:space="0" w:color="000000"/>
               <w:start w:val="single" w:sz="2" w:space="0" w:color="000000"/>
@@ -2911,7 +2911,7 @@
         </w:tc>
         <w:tc>
           <w:tcPr>
-            <w:tcW w:w="6496" w:type="dxa"/>
+            <w:tcW w:w="6497" w:type="dxa"/>
             <w:tcBorders>
               <w:top w:val="single" w:sz="2" w:space="0" w:color="000000"/>
               <w:start w:val="single" w:sz="2" w:space="0" w:color="000000"/>
@@ -2943,7 +2943,7 @@
         <w:trPr/>
         <w:tc>
           <w:tcPr>
-            <w:tcW w:w="701" w:type="dxa"/>
+            <w:tcW w:w="700" w:type="dxa"/>
             <w:tcBorders>
               <w:top w:val="single" w:sz="2" w:space="0" w:color="000000"/>
               <w:start w:val="single" w:sz="2" w:space="0" w:color="000000"/>
@@ -3005,7 +3005,7 @@
         </w:tc>
         <w:tc>
           <w:tcPr>
-            <w:tcW w:w="6496" w:type="dxa"/>
+            <w:tcW w:w="6497" w:type="dxa"/>
             <w:tcBorders>
               <w:top w:val="single" w:sz="2" w:space="0" w:color="000000"/>
               <w:start w:val="single" w:sz="2" w:space="0" w:color="000000"/>
@@ -3043,7 +3043,7 @@
         <w:trPr/>
         <w:tc>
           <w:tcPr>
-            <w:tcW w:w="701" w:type="dxa"/>
+            <w:tcW w:w="700" w:type="dxa"/>
             <w:tcBorders>
               <w:top w:val="single" w:sz="2" w:space="0" w:color="000000"/>
               <w:start w:val="single" w:sz="2" w:space="0" w:color="000000"/>
@@ -3105,7 +3105,7 @@
         </w:tc>
         <w:tc>
           <w:tcPr>
-            <w:tcW w:w="6496" w:type="dxa"/>
+            <w:tcW w:w="6497" w:type="dxa"/>
             <w:tcBorders>
               <w:top w:val="single" w:sz="2" w:space="0" w:color="000000"/>
               <w:start w:val="single" w:sz="2" w:space="0" w:color="000000"/>
@@ -3143,7 +3143,7 @@
         <w:trPr/>
         <w:tc>
           <w:tcPr>
-            <w:tcW w:w="701" w:type="dxa"/>
+            <w:tcW w:w="700" w:type="dxa"/>
             <w:tcBorders>
               <w:top w:val="single" w:sz="2" w:space="0" w:color="000000"/>
               <w:start w:val="single" w:sz="2" w:space="0" w:color="000000"/>
@@ -3205,7 +3205,7 @@
         </w:tc>
         <w:tc>
           <w:tcPr>
-            <w:tcW w:w="6496" w:type="dxa"/>
+            <w:tcW w:w="6497" w:type="dxa"/>
             <w:tcBorders>
               <w:top w:val="single" w:sz="2" w:space="0" w:color="000000"/>
               <w:start w:val="single" w:sz="2" w:space="0" w:color="000000"/>
@@ -3243,7 +3243,7 @@
         <w:trPr/>
         <w:tc>
           <w:tcPr>
-            <w:tcW w:w="701" w:type="dxa"/>
+            <w:tcW w:w="700" w:type="dxa"/>
             <w:tcBorders>
               <w:start w:val="single" w:sz="2" w:space="0" w:color="000000"/>
               <w:bottom w:val="single" w:sz="2" w:space="0" w:color="000000"/>
@@ -3301,7 +3301,7 @@
         </w:tc>
         <w:tc>
           <w:tcPr>
-            <w:tcW w:w="6496" w:type="dxa"/>
+            <w:tcW w:w="6497" w:type="dxa"/>
             <w:tcBorders>
               <w:start w:val="single" w:sz="2" w:space="0" w:color="000000"/>
               <w:bottom w:val="single" w:sz="2" w:space="0" w:color="000000"/>
@@ -3951,8 +3951,8 @@
         </w:tblCellMar>
       </w:tblPr>
       <w:tblGrid>
-        <w:gridCol w:w="701"/>
-        <w:gridCol w:w="2167"/>
+        <w:gridCol w:w="700"/>
+        <w:gridCol w:w="2168"/>
         <w:gridCol w:w="6770"/>
       </w:tblGrid>
       <w:tr>
@@ -3961,7 +3961,7 @@
         </w:trPr>
         <w:tc>
           <w:tcPr>
-            <w:tcW w:w="701" w:type="dxa"/>
+            <w:tcW w:w="700" w:type="dxa"/>
             <w:tcBorders>
               <w:top w:val="single" w:sz="2" w:space="0" w:color="000000"/>
               <w:start w:val="single" w:sz="2" w:space="0" w:color="000000"/>
@@ -3990,7 +3990,7 @@
         </w:tc>
         <w:tc>
           <w:tcPr>
-            <w:tcW w:w="2167" w:type="dxa"/>
+            <w:tcW w:w="2168" w:type="dxa"/>
             <w:tcBorders>
               <w:top w:val="single" w:sz="2" w:space="0" w:color="000000"/>
               <w:start w:val="single" w:sz="2" w:space="0" w:color="000000"/>
@@ -4051,7 +4051,7 @@
         <w:trPr/>
         <w:tc>
           <w:tcPr>
-            <w:tcW w:w="701" w:type="dxa"/>
+            <w:tcW w:w="700" w:type="dxa"/>
             <w:tcBorders>
               <w:top w:val="single" w:sz="2" w:space="0" w:color="000000"/>
               <w:start w:val="single" w:sz="2" w:space="0" w:color="000000"/>
@@ -4082,7 +4082,7 @@
         </w:tc>
         <w:tc>
           <w:tcPr>
-            <w:tcW w:w="2167" w:type="dxa"/>
+            <w:tcW w:w="2168" w:type="dxa"/>
             <w:tcBorders>
               <w:top w:val="single" w:sz="2" w:space="0" w:color="000000"/>
               <w:start w:val="single" w:sz="2" w:space="0" w:color="000000"/>
@@ -4159,7 +4159,7 @@
         <w:trPr/>
         <w:tc>
           <w:tcPr>
-            <w:tcW w:w="701" w:type="dxa"/>
+            <w:tcW w:w="700" w:type="dxa"/>
             <w:tcBorders>
               <w:top w:val="single" w:sz="2" w:space="0" w:color="000000"/>
               <w:start w:val="single" w:sz="2" w:space="0" w:color="000000"/>
@@ -4192,7 +4192,7 @@
         </w:tc>
         <w:tc>
           <w:tcPr>
-            <w:tcW w:w="2167" w:type="dxa"/>
+            <w:tcW w:w="2168" w:type="dxa"/>
             <w:tcBorders>
               <w:top w:val="single" w:sz="2" w:space="0" w:color="000000"/>
               <w:start w:val="single" w:sz="2" w:space="0" w:color="000000"/>
@@ -4260,7 +4260,7 @@
         <w:trPr/>
         <w:tc>
           <w:tcPr>
-            <w:tcW w:w="701" w:type="dxa"/>
+            <w:tcW w:w="700" w:type="dxa"/>
             <w:tcBorders>
               <w:start w:val="single" w:sz="2" w:space="0" w:color="000000"/>
               <w:bottom w:val="single" w:sz="2" w:space="0" w:color="000000"/>
@@ -4290,7 +4290,7 @@
         </w:tc>
         <w:tc>
           <w:tcPr>
-            <w:tcW w:w="2167" w:type="dxa"/>
+            <w:tcW w:w="2168" w:type="dxa"/>
             <w:tcBorders>
               <w:start w:val="single" w:sz="2" w:space="0" w:color="000000"/>
               <w:bottom w:val="single" w:sz="2" w:space="0" w:color="000000"/>
@@ -4389,7 +4389,7 @@
         <w:trPr/>
         <w:tc>
           <w:tcPr>
-            <w:tcW w:w="701" w:type="dxa"/>
+            <w:tcW w:w="700" w:type="dxa"/>
             <w:tcBorders>
               <w:top w:val="single" w:sz="2" w:space="0" w:color="000000"/>
               <w:start w:val="single" w:sz="2" w:space="0" w:color="000000"/>
@@ -4420,7 +4420,7 @@
         </w:tc>
         <w:tc>
           <w:tcPr>
-            <w:tcW w:w="2167" w:type="dxa"/>
+            <w:tcW w:w="2168" w:type="dxa"/>
             <w:tcBorders>
               <w:top w:val="single" w:sz="2" w:space="0" w:color="000000"/>
               <w:start w:val="single" w:sz="2" w:space="0" w:color="000000"/>
@@ -4533,7 +4533,7 @@
         <w:trPr/>
         <w:tc>
           <w:tcPr>
-            <w:tcW w:w="701" w:type="dxa"/>
+            <w:tcW w:w="700" w:type="dxa"/>
             <w:tcBorders>
               <w:top w:val="single" w:sz="2" w:space="0" w:color="000000"/>
               <w:start w:val="single" w:sz="2" w:space="0" w:color="000000"/>
@@ -4564,7 +4564,7 @@
         </w:tc>
         <w:tc>
           <w:tcPr>
-            <w:tcW w:w="2167" w:type="dxa"/>
+            <w:tcW w:w="2168" w:type="dxa"/>
             <w:tcBorders>
               <w:top w:val="single" w:sz="2" w:space="0" w:color="000000"/>
               <w:start w:val="single" w:sz="2" w:space="0" w:color="000000"/>
@@ -4665,7 +4665,7 @@
         <w:trPr/>
         <w:tc>
           <w:tcPr>
-            <w:tcW w:w="701" w:type="dxa"/>
+            <w:tcW w:w="700" w:type="dxa"/>
             <w:tcBorders>
               <w:start w:val="single" w:sz="2" w:space="0" w:color="000000"/>
               <w:bottom w:val="single" w:sz="2" w:space="0" w:color="000000"/>
@@ -4694,7 +4694,7 @@
         </w:tc>
         <w:tc>
           <w:tcPr>
-            <w:tcW w:w="2167" w:type="dxa"/>
+            <w:tcW w:w="2168" w:type="dxa"/>
             <w:tcBorders>
               <w:start w:val="single" w:sz="2" w:space="0" w:color="000000"/>
               <w:bottom w:val="single" w:sz="2" w:space="0" w:color="000000"/>
@@ -4768,7 +4768,7 @@
         <w:trPr/>
         <w:tc>
           <w:tcPr>
-            <w:tcW w:w="701" w:type="dxa"/>
+            <w:tcW w:w="700" w:type="dxa"/>
             <w:tcBorders>
               <w:start w:val="single" w:sz="2" w:space="0" w:color="000000"/>
               <w:bottom w:val="single" w:sz="2" w:space="0" w:color="000000"/>
@@ -4797,7 +4797,7 @@
         </w:tc>
         <w:tc>
           <w:tcPr>
-            <w:tcW w:w="2167" w:type="dxa"/>
+            <w:tcW w:w="2168" w:type="dxa"/>
             <w:tcBorders>
               <w:start w:val="single" w:sz="2" w:space="0" w:color="000000"/>
               <w:bottom w:val="single" w:sz="2" w:space="0" w:color="000000"/>
@@ -4857,7 +4857,7 @@
         <w:trPr/>
         <w:tc>
           <w:tcPr>
-            <w:tcW w:w="701" w:type="dxa"/>
+            <w:tcW w:w="700" w:type="dxa"/>
             <w:tcBorders>
               <w:start w:val="single" w:sz="2" w:space="0" w:color="000000"/>
               <w:bottom w:val="single" w:sz="2" w:space="0" w:color="000000"/>
@@ -4886,7 +4886,7 @@
         </w:tc>
         <w:tc>
           <w:tcPr>
-            <w:tcW w:w="2167" w:type="dxa"/>
+            <w:tcW w:w="2168" w:type="dxa"/>
             <w:tcBorders>
               <w:start w:val="single" w:sz="2" w:space="0" w:color="000000"/>
               <w:bottom w:val="single" w:sz="2" w:space="0" w:color="000000"/>
@@ -4946,7 +4946,7 @@
         <w:trPr/>
         <w:tc>
           <w:tcPr>
-            <w:tcW w:w="701" w:type="dxa"/>
+            <w:tcW w:w="700" w:type="dxa"/>
             <w:tcBorders>
               <w:start w:val="single" w:sz="2" w:space="0" w:color="000000"/>
               <w:bottom w:val="single" w:sz="2" w:space="0" w:color="000000"/>
@@ -4975,7 +4975,7 @@
         </w:tc>
         <w:tc>
           <w:tcPr>
-            <w:tcW w:w="2167" w:type="dxa"/>
+            <w:tcW w:w="2168" w:type="dxa"/>
             <w:tcBorders>
               <w:start w:val="single" w:sz="2" w:space="0" w:color="000000"/>
               <w:bottom w:val="single" w:sz="2" w:space="0" w:color="000000"/>
@@ -5001,14 +5001,7 @@
                 <w:b/>
                 <w:bCs/>
               </w:rPr>
-              <w:t>.</w:t>
-            </w:r>
-            <w:r>
-              <w:rPr>
-                <w:b/>
-                <w:bCs/>
-              </w:rPr>
-              <w:t>gitignore</w:t>
+              <w:t>.gitignore</w:t>
             </w:r>
           </w:p>
         </w:tc>
@@ -7143,6 +7136,59 @@
         </w:rPr>
         <w:t>// БЕЗ необходимости писать @import ... в каждом файле.</w:t>
       </w:r>
+      <w:r>
+        <w:rPr>
+          <w:rFonts w:ascii="Droid Sans Mono;monospace;monospace" w:hAnsi="Droid Sans Mono;monospace;monospace"/>
+          <w:b w:val="false"/>
+          <w:color w:val="000000"/>
+          <w:sz w:val="21"/>
+          <w:shd w:fill="auto" w:val="clear"/>
+        </w:rPr>
+        <w:t>// НО если ты поместишь _reset.scss или _layout.scss СЮДА, ТО вес твоего CSS вырастет в десятки раз.</w:t>
+      </w:r>
+    </w:p>
+    <w:p>
+      <w:pPr>
+        <w:pStyle w:val="Normal"/>
+        <w:spacing w:lineRule="atLeast" w:line="285"/>
+        <w:rPr>
+          <w:rFonts w:ascii="Droid Sans Mono;monospace;monospace" w:hAnsi="Droid Sans Mono;monospace;monospace"/>
+          <w:b w:val="false"/>
+          <w:b w:val="false"/>
+          <w:color w:val="auto"/>
+          <w:sz w:val="21"/>
+          <w:highlight w:val="none"/>
+          <w:shd w:fill="auto" w:val="clear"/>
+        </w:rPr>
+      </w:pPr>
+      <w:r>
+        <w:rPr>
+          <w:rFonts w:ascii="Droid Sans Mono;monospace" w:hAnsi="Droid Sans Mono;monospace"/>
+          <w:b w:val="false"/>
+          <w:color w:val="6A9955"/>
+          <w:sz w:val="21"/>
+          <w:shd w:fill="1F1F1F" w:val="clear"/>
+        </w:rPr>
+        <w:t>// ДЛЯ _reset.scss и _layout.scss ИМПОРТИРУЙ В src/styles/app.scss, КОТОРЫЙ ИМПОРТИРУЕТСЯ В src/routes/+layout.svelte</w:t>
+      </w:r>
+    </w:p>
+    <w:p>
+      <w:pPr>
+        <w:pStyle w:val="Normal"/>
+        <w:spacing w:lineRule="atLeast" w:line="285"/>
+        <w:rPr>
+          <w:rFonts w:ascii="Droid Sans Mono;monospace;monospace" w:hAnsi="Droid Sans Mono;monospace;monospace"/>
+          <w:b w:val="false"/>
+          <w:b w:val="false"/>
+          <w:color w:val="auto"/>
+          <w:sz w:val="21"/>
+          <w:highlight w:val="none"/>
+          <w:shd w:fill="auto" w:val="clear"/>
+        </w:rPr>
+      </w:pPr>
+      <w:r>
+        <w:rPr/>
+      </w:r>
     </w:p>
     <w:p>
       <w:pPr>
@@ -8592,41 +8638,31 @@
           <w:bCs w:val="false"/>
           <w:shd w:fill="auto" w:val="clear"/>
         </w:rPr>
-        <w:t xml:space="preserve">— </w:t>
-      </w:r>
+        <w:t>— после всех дополнений и установок пакетов</w:t>
+      </w:r>
+    </w:p>
+    <w:p>
+      <w:pPr>
+        <w:pStyle w:val="4"/>
+        <w:bidi w:val="0"/>
+        <w:spacing w:lineRule="auto" w:line="271" w:before="0" w:after="120"/>
+        <w:jc w:val="start"/>
+        <w:rPr>
+          <w:rFonts w:ascii="Droid Sans Mono;monospace;monospace" w:hAnsi="Droid Sans Mono;monospace;monospace"/>
+          <w:b w:val="false"/>
+          <w:b w:val="false"/>
+          <w:color w:val="auto"/>
+          <w:sz w:val="21"/>
+          <w:highlight w:val="none"/>
+          <w:shd w:fill="auto" w:val="clear"/>
+        </w:rPr>
+      </w:pPr>
       <w:r>
         <w:rPr>
           <w:rStyle w:val="Style11"/>
           <w:rFonts w:ascii="Roboto" w:hAnsi="Roboto"/>
           <w:b w:val="false"/>
           <w:bCs w:val="false"/>
-          <w:shd w:fill="auto" w:val="clear"/>
-        </w:rPr>
-        <w:t>после всех дополнений и установок пакетов</w:t>
-      </w:r>
-    </w:p>
-    <w:p>
-      <w:pPr>
-        <w:pStyle w:val="4"/>
-        <w:bidi w:val="0"/>
-        <w:spacing w:lineRule="auto" w:line="271" w:before="0" w:after="120"/>
-        <w:jc w:val="start"/>
-        <w:rPr>
-          <w:rFonts w:ascii="Droid Sans Mono;monospace;monospace" w:hAnsi="Droid Sans Mono;monospace;monospace"/>
-          <w:b w:val="false"/>
-          <w:b w:val="false"/>
-          <w:color w:val="auto"/>
-          <w:sz w:val="21"/>
-          <w:highlight w:val="none"/>
-          <w:shd w:fill="auto" w:val="clear"/>
-        </w:rPr>
-      </w:pPr>
-      <w:r>
-        <w:rPr>
-          <w:rStyle w:val="Style11"/>
-          <w:rFonts w:ascii="Roboto" w:hAnsi="Roboto"/>
-          <w:b w:val="false"/>
-          <w:bCs w:val="false"/>
           <w:color w:val="000000"/>
           <w:sz w:val="21"/>
           <w:shd w:fill="auto" w:val="clear"/>
@@ -8774,7 +8810,13 @@
         </w:rPr>
       </w:pPr>
       <w:r>
-        <w:rPr/>
+        <w:rPr>
+          <w:rFonts w:ascii="Droid Sans Mono;monospace;monospace" w:hAnsi="Droid Sans Mono;monospace;monospace"/>
+          <w:b w:val="false"/>
+          <w:color w:val="000000"/>
+          <w:sz w:val="21"/>
+          <w:shd w:fill="auto" w:val="clear"/>
+        </w:rPr>
       </w:r>
     </w:p>
     <w:p>
@@ -9092,7 +9134,13 @@
         </w:rPr>
       </w:pPr>
       <w:r>
-        <w:rPr/>
+        <w:rPr>
+          <w:rFonts w:ascii="Droid Sans Mono;monospace;monospace" w:hAnsi="Droid Sans Mono;monospace;monospace"/>
+          <w:b w:val="false"/>
+          <w:color w:val="000000"/>
+          <w:sz w:val="21"/>
+          <w:shd w:fill="auto" w:val="clear"/>
+        </w:rPr>
       </w:r>
     </w:p>
     <w:p>
@@ -10690,6 +10738,7 @@
         <w:rPr>
           <w:rFonts w:ascii="Droid Sans Mono;monospace;monospace" w:hAnsi="Droid Sans Mono;monospace;monospace"/>
           <w:b w:val="false"/>
+          <w:b w:val="false"/>
           <w:color w:val="auto"/>
           <w:sz w:val="21"/>
           <w:highlight w:val="none"/>
@@ -10714,6 +10763,7 @@
         <w:rPr>
           <w:rFonts w:ascii="Droid Sans Mono;monospace;monospace" w:hAnsi="Droid Sans Mono;monospace;monospace"/>
           <w:b w:val="false"/>
+          <w:b w:val="false"/>
           <w:color w:val="auto"/>
           <w:sz w:val="21"/>
           <w:highlight w:val="none"/>
@@ -10738,6 +10788,7 @@
         <w:rPr>
           <w:rFonts w:ascii="Droid Sans Mono;monospace;monospace" w:hAnsi="Droid Sans Mono;monospace;monospace"/>
           <w:b w:val="false"/>
+          <w:b w:val="false"/>
           <w:color w:val="auto"/>
           <w:sz w:val="21"/>
           <w:highlight w:val="none"/>
@@ -10762,6 +10813,7 @@
         <w:rPr>
           <w:rFonts w:ascii="Droid Sans Mono;monospace;monospace" w:hAnsi="Droid Sans Mono;monospace;monospace"/>
           <w:b w:val="false"/>
+          <w:b w:val="false"/>
           <w:color w:val="auto"/>
           <w:sz w:val="21"/>
           <w:highlight w:val="none"/>
@@ -10786,6 +10838,7 @@
         <w:rPr>
           <w:rFonts w:ascii="Droid Sans Mono;monospace;monospace" w:hAnsi="Droid Sans Mono;monospace;monospace"/>
           <w:b w:val="false"/>
+          <w:b w:val="false"/>
           <w:color w:val="auto"/>
           <w:sz w:val="21"/>
           <w:highlight w:val="none"/>
@@ -10810,6 +10863,7 @@
         <w:rPr>
           <w:rFonts w:ascii="Droid Sans Mono;monospace;monospace" w:hAnsi="Droid Sans Mono;monospace;monospace"/>
           <w:b w:val="false"/>
+          <w:b w:val="false"/>
           <w:color w:val="auto"/>
           <w:sz w:val="21"/>
           <w:highlight w:val="none"/>
@@ -10834,6 +10888,7 @@
         <w:rPr>
           <w:rFonts w:ascii="Droid Sans Mono;monospace;monospace" w:hAnsi="Droid Sans Mono;monospace;monospace"/>
           <w:b w:val="false"/>
+          <w:b w:val="false"/>
           <w:color w:val="auto"/>
           <w:sz w:val="21"/>
           <w:highlight w:val="none"/>
@@ -10858,6 +10913,7 @@
         <w:rPr>
           <w:rFonts w:ascii="Droid Sans Mono;monospace;monospace" w:hAnsi="Droid Sans Mono;monospace;monospace"/>
           <w:b w:val="false"/>
+          <w:b w:val="false"/>
           <w:color w:val="auto"/>
           <w:sz w:val="21"/>
           <w:highlight w:val="none"/>
@@ -10882,6 +10938,7 @@
         <w:rPr>
           <w:rFonts w:ascii="Droid Sans Mono;monospace;monospace" w:hAnsi="Droid Sans Mono;monospace;monospace"/>
           <w:b w:val="false"/>
+          <w:b w:val="false"/>
           <w:color w:val="auto"/>
           <w:sz w:val="21"/>
           <w:highlight w:val="none"/>
@@ -10906,6 +10963,7 @@
         <w:rPr>
           <w:rFonts w:ascii="Droid Sans Mono;monospace;monospace" w:hAnsi="Droid Sans Mono;monospace;monospace"/>
           <w:b w:val="false"/>
+          <w:b w:val="false"/>
           <w:color w:val="auto"/>
           <w:sz w:val="21"/>
           <w:highlight w:val="none"/>
@@ -10930,6 +10988,7 @@
         <w:rPr>
           <w:rFonts w:ascii="Droid Sans Mono;monospace;monospace" w:hAnsi="Droid Sans Mono;monospace;monospace"/>
           <w:b w:val="false"/>
+          <w:b w:val="false"/>
           <w:color w:val="auto"/>
           <w:sz w:val="21"/>
           <w:highlight w:val="none"/>
@@ -10953,6 +11012,7 @@
         <w:spacing w:lineRule="atLeast" w:line="285"/>
         <w:rPr>
           <w:rFonts w:ascii="Droid Sans Mono;monospace;monospace" w:hAnsi="Droid Sans Mono;monospace;monospace"/>
+          <w:b w:val="false"/>
           <w:b w:val="false"/>
           <w:color w:val="auto"/>
           <w:sz w:val="21"/>
@@ -12218,6 +12278,7 @@
         <w:rPr>
           <w:rFonts w:ascii="Droid Sans Mono;monospace;monospace" w:hAnsi="Droid Sans Mono;monospace;monospace"/>
           <w:b w:val="false"/>
+          <w:b w:val="false"/>
           <w:color w:val="auto"/>
           <w:sz w:val="21"/>
           <w:highlight w:val="none"/>
@@ -12242,6 +12303,7 @@
         <w:rPr>
           <w:rFonts w:ascii="Droid Sans Mono;monospace;monospace" w:hAnsi="Droid Sans Mono;monospace;monospace"/>
           <w:b w:val="false"/>
+          <w:b w:val="false"/>
           <w:color w:val="auto"/>
           <w:sz w:val="21"/>
           <w:highlight w:val="none"/>
@@ -12266,6 +12328,7 @@
         <w:rPr>
           <w:rFonts w:ascii="Droid Sans Mono;monospace;monospace" w:hAnsi="Droid Sans Mono;monospace;monospace"/>
           <w:b w:val="false"/>
+          <w:b w:val="false"/>
           <w:color w:val="auto"/>
           <w:sz w:val="21"/>
           <w:highlight w:val="none"/>
@@ -12290,6 +12353,7 @@
         <w:rPr>
           <w:rFonts w:ascii="Droid Sans Mono;monospace;monospace" w:hAnsi="Droid Sans Mono;monospace;monospace"/>
           <w:b w:val="false"/>
+          <w:b w:val="false"/>
           <w:color w:val="auto"/>
           <w:sz w:val="21"/>
           <w:highlight w:val="none"/>
@@ -12314,6 +12378,7 @@
         <w:rPr>
           <w:rFonts w:ascii="Droid Sans Mono;monospace;monospace" w:hAnsi="Droid Sans Mono;monospace;monospace"/>
           <w:b w:val="false"/>
+          <w:b w:val="false"/>
           <w:color w:val="auto"/>
           <w:sz w:val="21"/>
           <w:highlight w:val="none"/>
@@ -12355,6 +12420,7 @@
         <w:rPr>
           <w:rFonts w:ascii="Droid Sans Mono;monospace;monospace" w:hAnsi="Droid Sans Mono;monospace;monospace"/>
           <w:b w:val="false"/>
+          <w:b w:val="false"/>
           <w:color w:val="auto"/>
           <w:sz w:val="21"/>
           <w:highlight w:val="none"/>
@@ -12379,6 +12445,7 @@
         <w:rPr>
           <w:rFonts w:ascii="Droid Sans Mono;monospace;monospace" w:hAnsi="Droid Sans Mono;monospace;monospace"/>
           <w:b w:val="false"/>
+          <w:b w:val="false"/>
           <w:color w:val="auto"/>
           <w:sz w:val="21"/>
           <w:highlight w:val="none"/>
@@ -12403,6 +12470,7 @@
         <w:rPr>
           <w:rFonts w:ascii="Droid Sans Mono;monospace;monospace" w:hAnsi="Droid Sans Mono;monospace;monospace"/>
           <w:b w:val="false"/>
+          <w:b w:val="false"/>
           <w:color w:val="auto"/>
           <w:sz w:val="21"/>
           <w:highlight w:val="none"/>
@@ -12427,6 +12495,7 @@
         <w:rPr>
           <w:rFonts w:ascii="Droid Sans Mono;monospace;monospace" w:hAnsi="Droid Sans Mono;monospace;monospace"/>
           <w:b w:val="false"/>
+          <w:b w:val="false"/>
           <w:color w:val="auto"/>
           <w:sz w:val="21"/>
           <w:highlight w:val="none"/>
@@ -12451,6 +12520,7 @@
         <w:rPr>
           <w:rFonts w:ascii="Droid Sans Mono;monospace;monospace" w:hAnsi="Droid Sans Mono;monospace;monospace"/>
           <w:b w:val="false"/>
+          <w:b w:val="false"/>
           <w:color w:val="auto"/>
           <w:sz w:val="21"/>
           <w:highlight w:val="none"/>
@@ -12475,6 +12545,7 @@
         <w:rPr>
           <w:rFonts w:ascii="Droid Sans Mono;monospace;monospace" w:hAnsi="Droid Sans Mono;monospace;monospace"/>
           <w:b w:val="false"/>
+          <w:b w:val="false"/>
           <w:color w:val="auto"/>
           <w:sz w:val="21"/>
           <w:highlight w:val="none"/>
@@ -12499,6 +12570,7 @@
         <w:rPr>
           <w:rFonts w:ascii="Droid Sans Mono;monospace;monospace" w:hAnsi="Droid Sans Mono;monospace;monospace"/>
           <w:b w:val="false"/>
+          <w:b w:val="false"/>
           <w:color w:val="auto"/>
           <w:sz w:val="21"/>
           <w:highlight w:val="none"/>
@@ -12523,6 +12595,7 @@
         <w:rPr>
           <w:rFonts w:ascii="Droid Sans Mono;monospace;monospace" w:hAnsi="Droid Sans Mono;monospace;monospace"/>
           <w:b w:val="false"/>
+          <w:b w:val="false"/>
           <w:color w:val="auto"/>
           <w:sz w:val="21"/>
           <w:highlight w:val="none"/>
@@ -12564,6 +12637,7 @@
         <w:rPr>
           <w:rFonts w:ascii="Droid Sans Mono;monospace;monospace" w:hAnsi="Droid Sans Mono;monospace;monospace"/>
           <w:b w:val="false"/>
+          <w:b w:val="false"/>
           <w:color w:val="auto"/>
           <w:sz w:val="21"/>
           <w:highlight w:val="none"/>
@@ -12588,6 +12662,7 @@
         <w:rPr>
           <w:rFonts w:ascii="Droid Sans Mono;monospace;monospace" w:hAnsi="Droid Sans Mono;monospace;monospace"/>
           <w:b w:val="false"/>
+          <w:b w:val="false"/>
           <w:color w:val="auto"/>
           <w:sz w:val="21"/>
           <w:highlight w:val="none"/>
@@ -12612,6 +12687,7 @@
         <w:rPr>
           <w:rFonts w:ascii="Droid Sans Mono;monospace;monospace" w:hAnsi="Droid Sans Mono;monospace;monospace"/>
           <w:b w:val="false"/>
+          <w:b w:val="false"/>
           <w:color w:val="auto"/>
           <w:sz w:val="21"/>
           <w:highlight w:val="none"/>
@@ -12653,6 +12729,7 @@
         <w:rPr>
           <w:rFonts w:ascii="Droid Sans Mono;monospace;monospace" w:hAnsi="Droid Sans Mono;monospace;monospace"/>
           <w:b w:val="false"/>
+          <w:b w:val="false"/>
           <w:color w:val="auto"/>
           <w:sz w:val="21"/>
           <w:highlight w:val="none"/>
@@ -12677,6 +12754,7 @@
         <w:rPr>
           <w:rFonts w:ascii="Droid Sans Mono;monospace;monospace" w:hAnsi="Droid Sans Mono;monospace;monospace"/>
           <w:b w:val="false"/>
+          <w:b w:val="false"/>
           <w:color w:val="auto"/>
           <w:sz w:val="21"/>
           <w:highlight w:val="none"/>
@@ -12701,6 +12779,7 @@
         <w:rPr>
           <w:rFonts w:ascii="Droid Sans Mono;monospace;monospace" w:hAnsi="Droid Sans Mono;monospace;monospace"/>
           <w:b w:val="false"/>
+          <w:b w:val="false"/>
           <w:color w:val="auto"/>
           <w:sz w:val="21"/>
           <w:highlight w:val="none"/>
@@ -12725,6 +12804,7 @@
         <w:rPr>
           <w:rFonts w:ascii="Droid Sans Mono;monospace;monospace" w:hAnsi="Droid Sans Mono;monospace;monospace"/>
           <w:b w:val="false"/>
+          <w:b w:val="false"/>
           <w:color w:val="auto"/>
           <w:sz w:val="21"/>
           <w:highlight w:val="none"/>
@@ -12749,6 +12829,7 @@
         <w:rPr>
           <w:rFonts w:ascii="Droid Sans Mono;monospace;monospace" w:hAnsi="Droid Sans Mono;monospace;monospace"/>
           <w:b w:val="false"/>
+          <w:b w:val="false"/>
           <w:color w:val="auto"/>
           <w:sz w:val="21"/>
           <w:highlight w:val="none"/>
@@ -12790,6 +12871,7 @@
         <w:rPr>
           <w:rFonts w:ascii="Droid Sans Mono;monospace;monospace" w:hAnsi="Droid Sans Mono;monospace;monospace"/>
           <w:b w:val="false"/>
+          <w:b w:val="false"/>
           <w:color w:val="auto"/>
           <w:sz w:val="21"/>
           <w:highlight w:val="none"/>
@@ -12814,6 +12896,7 @@
         <w:rPr>
           <w:rFonts w:ascii="Droid Sans Mono;monospace;monospace" w:hAnsi="Droid Sans Mono;monospace;monospace"/>
           <w:b w:val="false"/>
+          <w:b w:val="false"/>
           <w:color w:val="auto"/>
           <w:sz w:val="21"/>
           <w:highlight w:val="none"/>
@@ -12855,6 +12938,7 @@
         <w:rPr>
           <w:rFonts w:ascii="Droid Sans Mono;monospace;monospace" w:hAnsi="Droid Sans Mono;monospace;monospace"/>
           <w:b w:val="false"/>
+          <w:b w:val="false"/>
           <w:color w:val="auto"/>
           <w:sz w:val="21"/>
           <w:highlight w:val="none"/>
@@ -12879,6 +12963,7 @@
         <w:rPr>
           <w:rFonts w:ascii="Droid Sans Mono;monospace;monospace" w:hAnsi="Droid Sans Mono;monospace;monospace"/>
           <w:b w:val="false"/>
+          <w:b w:val="false"/>
           <w:color w:val="auto"/>
           <w:sz w:val="21"/>
           <w:highlight w:val="none"/>
@@ -12902,6 +12987,7 @@
         <w:spacing w:lineRule="atLeast" w:line="285"/>
         <w:rPr>
           <w:rFonts w:ascii="Droid Sans Mono;monospace;monospace" w:hAnsi="Droid Sans Mono;monospace;monospace"/>
+          <w:b w:val="false"/>
           <w:b w:val="false"/>
           <w:color w:val="auto"/>
           <w:sz w:val="21"/>
@@ -13244,8 +13330,8 @@
         </w:tblCellMar>
       </w:tblPr>
       <w:tblGrid>
-        <w:gridCol w:w="701"/>
-        <w:gridCol w:w="2782"/>
+        <w:gridCol w:w="700"/>
+        <w:gridCol w:w="2783"/>
         <w:gridCol w:w="6155"/>
       </w:tblGrid>
       <w:tr>
@@ -13254,7 +13340,7 @@
         </w:trPr>
         <w:tc>
           <w:tcPr>
-            <w:tcW w:w="701" w:type="dxa"/>
+            <w:tcW w:w="700" w:type="dxa"/>
             <w:tcBorders>
               <w:top w:val="single" w:sz="2" w:space="0" w:color="000000"/>
               <w:start w:val="single" w:sz="2" w:space="0" w:color="000000"/>
@@ -13283,7 +13369,7 @@
         </w:tc>
         <w:tc>
           <w:tcPr>
-            <w:tcW w:w="2782" w:type="dxa"/>
+            <w:tcW w:w="2783" w:type="dxa"/>
             <w:tcBorders>
               <w:top w:val="single" w:sz="2" w:space="0" w:color="000000"/>
               <w:start w:val="single" w:sz="2" w:space="0" w:color="000000"/>
@@ -13344,7 +13430,7 @@
         <w:trPr/>
         <w:tc>
           <w:tcPr>
-            <w:tcW w:w="701" w:type="dxa"/>
+            <w:tcW w:w="700" w:type="dxa"/>
             <w:tcBorders>
               <w:top w:val="single" w:sz="2" w:space="0" w:color="000000"/>
               <w:start w:val="single" w:sz="2" w:space="0" w:color="000000"/>
@@ -13379,7 +13465,7 @@
         </w:tc>
         <w:tc>
           <w:tcPr>
-            <w:tcW w:w="2782" w:type="dxa"/>
+            <w:tcW w:w="2783" w:type="dxa"/>
             <w:tcBorders>
               <w:top w:val="single" w:sz="2" w:space="0" w:color="000000"/>
               <w:start w:val="single" w:sz="2" w:space="0" w:color="000000"/>
@@ -13534,7 +13620,7 @@
         <w:trPr/>
         <w:tc>
           <w:tcPr>
-            <w:tcW w:w="701" w:type="dxa"/>
+            <w:tcW w:w="700" w:type="dxa"/>
             <w:tcBorders>
               <w:top w:val="single" w:sz="2" w:space="0" w:color="000000"/>
               <w:start w:val="single" w:sz="2" w:space="0" w:color="000000"/>
@@ -13569,7 +13655,7 @@
         </w:tc>
         <w:tc>
           <w:tcPr>
-            <w:tcW w:w="2782" w:type="dxa"/>
+            <w:tcW w:w="2783" w:type="dxa"/>
             <w:tcBorders>
               <w:top w:val="single" w:sz="2" w:space="0" w:color="000000"/>
               <w:start w:val="single" w:sz="2" w:space="0" w:color="000000"/>
@@ -14428,8 +14514,8 @@
         </w:tblCellMar>
       </w:tblPr>
       <w:tblGrid>
-        <w:gridCol w:w="701"/>
-        <w:gridCol w:w="2570"/>
+        <w:gridCol w:w="700"/>
+        <w:gridCol w:w="2571"/>
         <w:gridCol w:w="6367"/>
       </w:tblGrid>
       <w:tr>
@@ -14438,7 +14524,7 @@
         </w:trPr>
         <w:tc>
           <w:tcPr>
-            <w:tcW w:w="701" w:type="dxa"/>
+            <w:tcW w:w="700" w:type="dxa"/>
             <w:tcBorders>
               <w:top w:val="single" w:sz="2" w:space="0" w:color="000000"/>
               <w:start w:val="single" w:sz="2" w:space="0" w:color="000000"/>
@@ -14467,7 +14553,7 @@
         </w:tc>
         <w:tc>
           <w:tcPr>
-            <w:tcW w:w="2570" w:type="dxa"/>
+            <w:tcW w:w="2571" w:type="dxa"/>
             <w:tcBorders>
               <w:top w:val="single" w:sz="2" w:space="0" w:color="000000"/>
               <w:start w:val="single" w:sz="2" w:space="0" w:color="000000"/>
@@ -14528,7 +14614,7 @@
         <w:trPr/>
         <w:tc>
           <w:tcPr>
-            <w:tcW w:w="701" w:type="dxa"/>
+            <w:tcW w:w="700" w:type="dxa"/>
             <w:tcBorders>
               <w:top w:val="single" w:sz="2" w:space="0" w:color="000000"/>
               <w:start w:val="single" w:sz="2" w:space="0" w:color="000000"/>
@@ -14559,7 +14645,7 @@
         </w:tc>
         <w:tc>
           <w:tcPr>
-            <w:tcW w:w="2570" w:type="dxa"/>
+            <w:tcW w:w="2571" w:type="dxa"/>
             <w:tcBorders>
               <w:top w:val="single" w:sz="2" w:space="0" w:color="000000"/>
               <w:start w:val="single" w:sz="2" w:space="0" w:color="000000"/>
@@ -14628,7 +14714,7 @@
         <w:trPr/>
         <w:tc>
           <w:tcPr>
-            <w:tcW w:w="701" w:type="dxa"/>
+            <w:tcW w:w="700" w:type="dxa"/>
             <w:tcBorders>
               <w:top w:val="single" w:sz="2" w:space="0" w:color="000000"/>
               <w:start w:val="single" w:sz="2" w:space="0" w:color="000000"/>
@@ -14659,7 +14745,7 @@
         </w:tc>
         <w:tc>
           <w:tcPr>
-            <w:tcW w:w="2570" w:type="dxa"/>
+            <w:tcW w:w="2571" w:type="dxa"/>
             <w:tcBorders>
               <w:top w:val="single" w:sz="2" w:space="0" w:color="000000"/>
               <w:start w:val="single" w:sz="2" w:space="0" w:color="000000"/>
@@ -14738,7 +14824,7 @@
         <w:trPr/>
         <w:tc>
           <w:tcPr>
-            <w:tcW w:w="701" w:type="dxa"/>
+            <w:tcW w:w="700" w:type="dxa"/>
             <w:tcBorders>
               <w:top w:val="single" w:sz="2" w:space="0" w:color="000000"/>
               <w:start w:val="single" w:sz="2" w:space="0" w:color="000000"/>
@@ -14769,7 +14855,7 @@
         </w:tc>
         <w:tc>
           <w:tcPr>
-            <w:tcW w:w="2570" w:type="dxa"/>
+            <w:tcW w:w="2571" w:type="dxa"/>
             <w:tcBorders>
               <w:top w:val="single" w:sz="2" w:space="0" w:color="000000"/>
               <w:start w:val="single" w:sz="2" w:space="0" w:color="000000"/>
@@ -14833,7 +14919,7 @@
         <w:trPr/>
         <w:tc>
           <w:tcPr>
-            <w:tcW w:w="701" w:type="dxa"/>
+            <w:tcW w:w="700" w:type="dxa"/>
             <w:tcBorders>
               <w:top w:val="single" w:sz="2" w:space="0" w:color="000000"/>
               <w:start w:val="single" w:sz="2" w:space="0" w:color="000000"/>
@@ -14864,7 +14950,7 @@
         </w:tc>
         <w:tc>
           <w:tcPr>
-            <w:tcW w:w="2570" w:type="dxa"/>
+            <w:tcW w:w="2571" w:type="dxa"/>
             <w:tcBorders>
               <w:top w:val="single" w:sz="2" w:space="0" w:color="000000"/>
               <w:start w:val="single" w:sz="2" w:space="0" w:color="000000"/>
@@ -15032,21 +15118,7 @@
           <w:sz w:val="24"/>
           <w:szCs w:val="24"/>
         </w:rPr>
-        <w:t>Шаг 2: Создание/</w:t>
-      </w:r>
-      <w:r>
-        <w:rPr>
-          <w:sz w:val="24"/>
-          <w:szCs w:val="24"/>
-        </w:rPr>
-        <w:t>проверка</w:t>
-      </w:r>
-      <w:r>
-        <w:rPr>
-          <w:sz w:val="24"/>
-          <w:szCs w:val="24"/>
-        </w:rPr>
-        <w:t xml:space="preserve"> и настройка </w:t>
+        <w:t xml:space="preserve">Шаг 2: Создание/проверка и настройка </w:t>
       </w:r>
       <w:r>
         <w:rPr>
@@ -18642,8 +18714,8 @@
         </w:tblCellMar>
       </w:tblPr>
       <w:tblGrid>
-        <w:gridCol w:w="1793"/>
-        <w:gridCol w:w="2034"/>
+        <w:gridCol w:w="1792"/>
+        <w:gridCol w:w="2035"/>
         <w:gridCol w:w="5811"/>
       </w:tblGrid>
       <w:tr>
@@ -18652,7 +18724,7 @@
         </w:trPr>
         <w:tc>
           <w:tcPr>
-            <w:tcW w:w="1793" w:type="dxa"/>
+            <w:tcW w:w="1792" w:type="dxa"/>
             <w:tcBorders>
               <w:top w:val="single" w:sz="2" w:space="0" w:color="000000"/>
               <w:start w:val="single" w:sz="2" w:space="0" w:color="000000"/>
@@ -18679,7 +18751,7 @@
         </w:tc>
         <w:tc>
           <w:tcPr>
-            <w:tcW w:w="2034" w:type="dxa"/>
+            <w:tcW w:w="2035" w:type="dxa"/>
             <w:tcBorders>
               <w:top w:val="single" w:sz="2" w:space="0" w:color="000000"/>
               <w:start w:val="single" w:sz="2" w:space="0" w:color="000000"/>
@@ -18736,7 +18808,7 @@
         <w:trPr/>
         <w:tc>
           <w:tcPr>
-            <w:tcW w:w="1793" w:type="dxa"/>
+            <w:tcW w:w="1792" w:type="dxa"/>
             <w:tcBorders>
               <w:top w:val="single" w:sz="2" w:space="0" w:color="000000"/>
               <w:start w:val="single" w:sz="2" w:space="0" w:color="000000"/>
@@ -18764,7 +18836,7 @@
         </w:tc>
         <w:tc>
           <w:tcPr>
-            <w:tcW w:w="2034" w:type="dxa"/>
+            <w:tcW w:w="2035" w:type="dxa"/>
             <w:tcBorders>
               <w:top w:val="single" w:sz="2" w:space="0" w:color="000000"/>
               <w:start w:val="single" w:sz="2" w:space="0" w:color="000000"/>
@@ -18940,8 +19012,8 @@
         </w:tblCellMar>
       </w:tblPr>
       <w:tblGrid>
-        <w:gridCol w:w="1551"/>
-        <w:gridCol w:w="2111"/>
+        <w:gridCol w:w="1550"/>
+        <w:gridCol w:w="2112"/>
         <w:gridCol w:w="5976"/>
       </w:tblGrid>
       <w:tr>
@@ -18950,7 +19022,7 @@
         </w:trPr>
         <w:tc>
           <w:tcPr>
-            <w:tcW w:w="1551" w:type="dxa"/>
+            <w:tcW w:w="1550" w:type="dxa"/>
             <w:tcBorders>
               <w:top w:val="single" w:sz="2" w:space="0" w:color="000000"/>
               <w:start w:val="single" w:sz="2" w:space="0" w:color="000000"/>
@@ -18977,7 +19049,7 @@
         </w:tc>
         <w:tc>
           <w:tcPr>
-            <w:tcW w:w="2111" w:type="dxa"/>
+            <w:tcW w:w="2112" w:type="dxa"/>
             <w:tcBorders>
               <w:top w:val="single" w:sz="2" w:space="0" w:color="000000"/>
               <w:start w:val="single" w:sz="2" w:space="0" w:color="000000"/>
@@ -19034,7 +19106,7 @@
         <w:trPr/>
         <w:tc>
           <w:tcPr>
-            <w:tcW w:w="1551" w:type="dxa"/>
+            <w:tcW w:w="1550" w:type="dxa"/>
             <w:tcBorders>
               <w:top w:val="single" w:sz="2" w:space="0" w:color="000000"/>
               <w:start w:val="single" w:sz="2" w:space="0" w:color="000000"/>
@@ -19062,7 +19134,7 @@
         </w:tc>
         <w:tc>
           <w:tcPr>
-            <w:tcW w:w="2111" w:type="dxa"/>
+            <w:tcW w:w="2112" w:type="dxa"/>
             <w:tcBorders>
               <w:top w:val="single" w:sz="2" w:space="0" w:color="000000"/>
               <w:start w:val="single" w:sz="2" w:space="0" w:color="000000"/>

--- a/assets/ПОДГОТОВКА ПРОЕКТА/a1_step-by-step.docx
+++ b/assets/ПОДГОТОВКА ПРОЕКТА/a1_step-by-step.docx
@@ -1558,8 +1558,8 @@
         </w:tblCellMar>
       </w:tblPr>
       <w:tblGrid>
-        <w:gridCol w:w="672"/>
-        <w:gridCol w:w="2128"/>
+        <w:gridCol w:w="670"/>
+        <w:gridCol w:w="2130"/>
         <w:gridCol w:w="6813"/>
       </w:tblGrid>
       <w:tr>
@@ -1568,7 +1568,7 @@
         </w:trPr>
         <w:tc>
           <w:tcPr>
-            <w:tcW w:w="672" w:type="dxa"/>
+            <w:tcW w:w="670" w:type="dxa"/>
             <w:tcBorders>
               <w:top w:val="single" w:sz="2" w:space="0" w:color="000000"/>
               <w:start w:val="single" w:sz="2" w:space="0" w:color="000000"/>
@@ -1597,7 +1597,7 @@
         </w:tc>
         <w:tc>
           <w:tcPr>
-            <w:tcW w:w="2128" w:type="dxa"/>
+            <w:tcW w:w="2130" w:type="dxa"/>
             <w:tcBorders>
               <w:top w:val="single" w:sz="2" w:space="0" w:color="000000"/>
               <w:start w:val="single" w:sz="2" w:space="0" w:color="000000"/>
@@ -1658,7 +1658,7 @@
         <w:trPr/>
         <w:tc>
           <w:tcPr>
-            <w:tcW w:w="672" w:type="dxa"/>
+            <w:tcW w:w="670" w:type="dxa"/>
             <w:tcBorders>
               <w:top w:val="single" w:sz="2" w:space="0" w:color="000000"/>
               <w:start w:val="single" w:sz="2" w:space="0" w:color="000000"/>
@@ -1687,7 +1687,7 @@
         </w:tc>
         <w:tc>
           <w:tcPr>
-            <w:tcW w:w="2128" w:type="dxa"/>
+            <w:tcW w:w="2130" w:type="dxa"/>
             <w:tcBorders>
               <w:top w:val="single" w:sz="2" w:space="0" w:color="000000"/>
               <w:start w:val="single" w:sz="2" w:space="0" w:color="000000"/>
@@ -1746,7 +1746,7 @@
         <w:trPr/>
         <w:tc>
           <w:tcPr>
-            <w:tcW w:w="672" w:type="dxa"/>
+            <w:tcW w:w="670" w:type="dxa"/>
             <w:tcBorders>
               <w:start w:val="single" w:sz="2" w:space="0" w:color="000000"/>
               <w:bottom w:val="single" w:sz="2" w:space="0" w:color="000000"/>
@@ -1774,7 +1774,7 @@
         </w:tc>
         <w:tc>
           <w:tcPr>
-            <w:tcW w:w="2128" w:type="dxa"/>
+            <w:tcW w:w="2130" w:type="dxa"/>
             <w:tcBorders>
               <w:start w:val="single" w:sz="2" w:space="0" w:color="000000"/>
               <w:bottom w:val="single" w:sz="2" w:space="0" w:color="000000"/>
@@ -1841,7 +1841,7 @@
         <w:trPr/>
         <w:tc>
           <w:tcPr>
-            <w:tcW w:w="672" w:type="dxa"/>
+            <w:tcW w:w="670" w:type="dxa"/>
             <w:tcBorders>
               <w:start w:val="single" w:sz="2" w:space="0" w:color="000000"/>
               <w:bottom w:val="single" w:sz="2" w:space="0" w:color="000000"/>
@@ -1869,7 +1869,7 @@
         </w:tc>
         <w:tc>
           <w:tcPr>
-            <w:tcW w:w="2128" w:type="dxa"/>
+            <w:tcW w:w="2130" w:type="dxa"/>
             <w:tcBorders>
               <w:start w:val="single" w:sz="2" w:space="0" w:color="000000"/>
               <w:bottom w:val="single" w:sz="2" w:space="0" w:color="000000"/>
@@ -1933,7 +1933,7 @@
         <w:trPr/>
         <w:tc>
           <w:tcPr>
-            <w:tcW w:w="672" w:type="dxa"/>
+            <w:tcW w:w="670" w:type="dxa"/>
             <w:tcBorders>
               <w:start w:val="single" w:sz="2" w:space="0" w:color="000000"/>
               <w:bottom w:val="single" w:sz="2" w:space="0" w:color="000000"/>
@@ -1961,7 +1961,7 @@
         </w:tc>
         <w:tc>
           <w:tcPr>
-            <w:tcW w:w="2128" w:type="dxa"/>
+            <w:tcW w:w="2130" w:type="dxa"/>
             <w:tcBorders>
               <w:start w:val="single" w:sz="2" w:space="0" w:color="000000"/>
               <w:bottom w:val="single" w:sz="2" w:space="0" w:color="000000"/>
@@ -2029,7 +2029,7 @@
         <w:trPr/>
         <w:tc>
           <w:tcPr>
-            <w:tcW w:w="672" w:type="dxa"/>
+            <w:tcW w:w="670" w:type="dxa"/>
             <w:tcBorders>
               <w:start w:val="single" w:sz="2" w:space="0" w:color="000000"/>
               <w:bottom w:val="single" w:sz="2" w:space="0" w:color="000000"/>
@@ -2059,7 +2059,7 @@
         </w:tc>
         <w:tc>
           <w:tcPr>
-            <w:tcW w:w="2128" w:type="dxa"/>
+            <w:tcW w:w="2130" w:type="dxa"/>
             <w:tcBorders>
               <w:start w:val="single" w:sz="2" w:space="0" w:color="000000"/>
               <w:bottom w:val="single" w:sz="2" w:space="0" w:color="000000"/>
@@ -2120,7 +2120,7 @@
         <w:trPr/>
         <w:tc>
           <w:tcPr>
-            <w:tcW w:w="672" w:type="dxa"/>
+            <w:tcW w:w="670" w:type="dxa"/>
             <w:tcBorders>
               <w:top w:val="single" w:sz="2" w:space="0" w:color="000000"/>
               <w:start w:val="single" w:sz="2" w:space="0" w:color="000000"/>
@@ -2151,7 +2151,7 @@
         </w:tc>
         <w:tc>
           <w:tcPr>
-            <w:tcW w:w="2128" w:type="dxa"/>
+            <w:tcW w:w="2130" w:type="dxa"/>
             <w:tcBorders>
               <w:top w:val="single" w:sz="2" w:space="0" w:color="000000"/>
               <w:start w:val="single" w:sz="2" w:space="0" w:color="000000"/>
@@ -2214,7 +2214,7 @@
         <w:trPr/>
         <w:tc>
           <w:tcPr>
-            <w:tcW w:w="672" w:type="dxa"/>
+            <w:tcW w:w="670" w:type="dxa"/>
             <w:tcBorders>
               <w:top w:val="single" w:sz="2" w:space="0" w:color="000000"/>
               <w:start w:val="single" w:sz="2" w:space="0" w:color="000000"/>
@@ -2245,7 +2245,7 @@
         </w:tc>
         <w:tc>
           <w:tcPr>
-            <w:tcW w:w="2128" w:type="dxa"/>
+            <w:tcW w:w="2130" w:type="dxa"/>
             <w:tcBorders>
               <w:top w:val="single" w:sz="2" w:space="0" w:color="000000"/>
               <w:start w:val="single" w:sz="2" w:space="0" w:color="000000"/>
@@ -2414,7 +2414,7 @@
         <w:trPr/>
         <w:tc>
           <w:tcPr>
-            <w:tcW w:w="672" w:type="dxa"/>
+            <w:tcW w:w="670" w:type="dxa"/>
             <w:tcBorders>
               <w:top w:val="single" w:sz="2" w:space="0" w:color="000000"/>
               <w:start w:val="single" w:sz="2" w:space="0" w:color="000000"/>
@@ -2445,7 +2445,7 @@
         </w:tc>
         <w:tc>
           <w:tcPr>
-            <w:tcW w:w="2128" w:type="dxa"/>
+            <w:tcW w:w="2130" w:type="dxa"/>
             <w:tcBorders>
               <w:top w:val="single" w:sz="2" w:space="0" w:color="000000"/>
               <w:start w:val="single" w:sz="2" w:space="0" w:color="000000"/>
@@ -2514,7 +2514,7 @@
         <w:trPr/>
         <w:tc>
           <w:tcPr>
-            <w:tcW w:w="672" w:type="dxa"/>
+            <w:tcW w:w="670" w:type="dxa"/>
             <w:tcBorders>
               <w:top w:val="single" w:sz="2" w:space="0" w:color="000000"/>
               <w:start w:val="single" w:sz="2" w:space="0" w:color="000000"/>
@@ -2545,7 +2545,7 @@
         </w:tc>
         <w:tc>
           <w:tcPr>
-            <w:tcW w:w="2128" w:type="dxa"/>
+            <w:tcW w:w="2130" w:type="dxa"/>
             <w:tcBorders>
               <w:top w:val="single" w:sz="2" w:space="0" w:color="000000"/>
               <w:start w:val="single" w:sz="2" w:space="0" w:color="000000"/>
@@ -2607,7 +2607,7 @@
         <w:trPr/>
         <w:tc>
           <w:tcPr>
-            <w:tcW w:w="672" w:type="dxa"/>
+            <w:tcW w:w="670" w:type="dxa"/>
             <w:tcBorders>
               <w:top w:val="single" w:sz="2" w:space="0" w:color="000000"/>
               <w:start w:val="single" w:sz="2" w:space="0" w:color="000000"/>
@@ -2638,7 +2638,7 @@
         </w:tc>
         <w:tc>
           <w:tcPr>
-            <w:tcW w:w="2128" w:type="dxa"/>
+            <w:tcW w:w="2130" w:type="dxa"/>
             <w:tcBorders>
               <w:top w:val="single" w:sz="2" w:space="0" w:color="000000"/>
               <w:start w:val="single" w:sz="2" w:space="0" w:color="000000"/>
@@ -2843,8 +2843,8 @@
         </w:tblCellMar>
       </w:tblPr>
       <w:tblGrid>
-        <w:gridCol w:w="700"/>
-        <w:gridCol w:w="2441"/>
+        <w:gridCol w:w="698"/>
+        <w:gridCol w:w="2443"/>
         <w:gridCol w:w="6497"/>
       </w:tblGrid>
       <w:tr>
@@ -2853,7 +2853,7 @@
         </w:trPr>
         <w:tc>
           <w:tcPr>
-            <w:tcW w:w="700" w:type="dxa"/>
+            <w:tcW w:w="698" w:type="dxa"/>
             <w:tcBorders>
               <w:top w:val="single" w:sz="2" w:space="0" w:color="000000"/>
               <w:start w:val="single" w:sz="2" w:space="0" w:color="000000"/>
@@ -2882,7 +2882,7 @@
         </w:tc>
         <w:tc>
           <w:tcPr>
-            <w:tcW w:w="2441" w:type="dxa"/>
+            <w:tcW w:w="2443" w:type="dxa"/>
             <w:tcBorders>
               <w:top w:val="single" w:sz="2" w:space="0" w:color="000000"/>
               <w:start w:val="single" w:sz="2" w:space="0" w:color="000000"/>
@@ -2943,7 +2943,7 @@
         <w:trPr/>
         <w:tc>
           <w:tcPr>
-            <w:tcW w:w="700" w:type="dxa"/>
+            <w:tcW w:w="698" w:type="dxa"/>
             <w:tcBorders>
               <w:top w:val="single" w:sz="2" w:space="0" w:color="000000"/>
               <w:start w:val="single" w:sz="2" w:space="0" w:color="000000"/>
@@ -2974,7 +2974,7 @@
         </w:tc>
         <w:tc>
           <w:tcPr>
-            <w:tcW w:w="2441" w:type="dxa"/>
+            <w:tcW w:w="2443" w:type="dxa"/>
             <w:tcBorders>
               <w:top w:val="single" w:sz="2" w:space="0" w:color="000000"/>
               <w:start w:val="single" w:sz="2" w:space="0" w:color="000000"/>
@@ -3043,7 +3043,7 @@
         <w:trPr/>
         <w:tc>
           <w:tcPr>
-            <w:tcW w:w="700" w:type="dxa"/>
+            <w:tcW w:w="698" w:type="dxa"/>
             <w:tcBorders>
               <w:top w:val="single" w:sz="2" w:space="0" w:color="000000"/>
               <w:start w:val="single" w:sz="2" w:space="0" w:color="000000"/>
@@ -3074,7 +3074,7 @@
         </w:tc>
         <w:tc>
           <w:tcPr>
-            <w:tcW w:w="2441" w:type="dxa"/>
+            <w:tcW w:w="2443" w:type="dxa"/>
             <w:tcBorders>
               <w:top w:val="single" w:sz="2" w:space="0" w:color="000000"/>
               <w:start w:val="single" w:sz="2" w:space="0" w:color="000000"/>
@@ -3143,7 +3143,7 @@
         <w:trPr/>
         <w:tc>
           <w:tcPr>
-            <w:tcW w:w="700" w:type="dxa"/>
+            <w:tcW w:w="698" w:type="dxa"/>
             <w:tcBorders>
               <w:top w:val="single" w:sz="2" w:space="0" w:color="000000"/>
               <w:start w:val="single" w:sz="2" w:space="0" w:color="000000"/>
@@ -3174,7 +3174,7 @@
         </w:tc>
         <w:tc>
           <w:tcPr>
-            <w:tcW w:w="2441" w:type="dxa"/>
+            <w:tcW w:w="2443" w:type="dxa"/>
             <w:tcBorders>
               <w:top w:val="single" w:sz="2" w:space="0" w:color="000000"/>
               <w:start w:val="single" w:sz="2" w:space="0" w:color="000000"/>
@@ -3243,7 +3243,7 @@
         <w:trPr/>
         <w:tc>
           <w:tcPr>
-            <w:tcW w:w="700" w:type="dxa"/>
+            <w:tcW w:w="698" w:type="dxa"/>
             <w:tcBorders>
               <w:start w:val="single" w:sz="2" w:space="0" w:color="000000"/>
               <w:bottom w:val="single" w:sz="2" w:space="0" w:color="000000"/>
@@ -3272,7 +3272,7 @@
         </w:tc>
         <w:tc>
           <w:tcPr>
-            <w:tcW w:w="2441" w:type="dxa"/>
+            <w:tcW w:w="2443" w:type="dxa"/>
             <w:tcBorders>
               <w:start w:val="single" w:sz="2" w:space="0" w:color="000000"/>
               <w:bottom w:val="single" w:sz="2" w:space="0" w:color="000000"/>
@@ -3951,8 +3951,8 @@
         </w:tblCellMar>
       </w:tblPr>
       <w:tblGrid>
-        <w:gridCol w:w="700"/>
-        <w:gridCol w:w="2168"/>
+        <w:gridCol w:w="698"/>
+        <w:gridCol w:w="2170"/>
         <w:gridCol w:w="6770"/>
       </w:tblGrid>
       <w:tr>
@@ -3961,7 +3961,7 @@
         </w:trPr>
         <w:tc>
           <w:tcPr>
-            <w:tcW w:w="700" w:type="dxa"/>
+            <w:tcW w:w="698" w:type="dxa"/>
             <w:tcBorders>
               <w:top w:val="single" w:sz="2" w:space="0" w:color="000000"/>
               <w:start w:val="single" w:sz="2" w:space="0" w:color="000000"/>
@@ -3990,7 +3990,7 @@
         </w:tc>
         <w:tc>
           <w:tcPr>
-            <w:tcW w:w="2168" w:type="dxa"/>
+            <w:tcW w:w="2170" w:type="dxa"/>
             <w:tcBorders>
               <w:top w:val="single" w:sz="2" w:space="0" w:color="000000"/>
               <w:start w:val="single" w:sz="2" w:space="0" w:color="000000"/>
@@ -4051,7 +4051,7 @@
         <w:trPr/>
         <w:tc>
           <w:tcPr>
-            <w:tcW w:w="700" w:type="dxa"/>
+            <w:tcW w:w="698" w:type="dxa"/>
             <w:tcBorders>
               <w:top w:val="single" w:sz="2" w:space="0" w:color="000000"/>
               <w:start w:val="single" w:sz="2" w:space="0" w:color="000000"/>
@@ -4082,7 +4082,7 @@
         </w:tc>
         <w:tc>
           <w:tcPr>
-            <w:tcW w:w="2168" w:type="dxa"/>
+            <w:tcW w:w="2170" w:type="dxa"/>
             <w:tcBorders>
               <w:top w:val="single" w:sz="2" w:space="0" w:color="000000"/>
               <w:start w:val="single" w:sz="2" w:space="0" w:color="000000"/>
@@ -4159,7 +4159,7 @@
         <w:trPr/>
         <w:tc>
           <w:tcPr>
-            <w:tcW w:w="700" w:type="dxa"/>
+            <w:tcW w:w="698" w:type="dxa"/>
             <w:tcBorders>
               <w:top w:val="single" w:sz="2" w:space="0" w:color="000000"/>
               <w:start w:val="single" w:sz="2" w:space="0" w:color="000000"/>
@@ -4192,7 +4192,7 @@
         </w:tc>
         <w:tc>
           <w:tcPr>
-            <w:tcW w:w="2168" w:type="dxa"/>
+            <w:tcW w:w="2170" w:type="dxa"/>
             <w:tcBorders>
               <w:top w:val="single" w:sz="2" w:space="0" w:color="000000"/>
               <w:start w:val="single" w:sz="2" w:space="0" w:color="000000"/>
@@ -4260,7 +4260,7 @@
         <w:trPr/>
         <w:tc>
           <w:tcPr>
-            <w:tcW w:w="700" w:type="dxa"/>
+            <w:tcW w:w="698" w:type="dxa"/>
             <w:tcBorders>
               <w:start w:val="single" w:sz="2" w:space="0" w:color="000000"/>
               <w:bottom w:val="single" w:sz="2" w:space="0" w:color="000000"/>
@@ -4290,7 +4290,7 @@
         </w:tc>
         <w:tc>
           <w:tcPr>
-            <w:tcW w:w="2168" w:type="dxa"/>
+            <w:tcW w:w="2170" w:type="dxa"/>
             <w:tcBorders>
               <w:start w:val="single" w:sz="2" w:space="0" w:color="000000"/>
               <w:bottom w:val="single" w:sz="2" w:space="0" w:color="000000"/>
@@ -4389,7 +4389,7 @@
         <w:trPr/>
         <w:tc>
           <w:tcPr>
-            <w:tcW w:w="700" w:type="dxa"/>
+            <w:tcW w:w="698" w:type="dxa"/>
             <w:tcBorders>
               <w:top w:val="single" w:sz="2" w:space="0" w:color="000000"/>
               <w:start w:val="single" w:sz="2" w:space="0" w:color="000000"/>
@@ -4420,7 +4420,7 @@
         </w:tc>
         <w:tc>
           <w:tcPr>
-            <w:tcW w:w="2168" w:type="dxa"/>
+            <w:tcW w:w="2170" w:type="dxa"/>
             <w:tcBorders>
               <w:top w:val="single" w:sz="2" w:space="0" w:color="000000"/>
               <w:start w:val="single" w:sz="2" w:space="0" w:color="000000"/>
@@ -4524,7 +4524,7 @@
               <w:rPr>
                 <w:rFonts w:ascii="Roboto" w:hAnsi="Roboto"/>
               </w:rPr>
-              <w:t xml:space="preserve"> см. ниже (обновленный)</w:t>
+              <w:t xml:space="preserve"> см. ниже (обновленный) </w:t>
             </w:r>
           </w:p>
         </w:tc>
@@ -4533,7 +4533,7 @@
         <w:trPr/>
         <w:tc>
           <w:tcPr>
-            <w:tcW w:w="700" w:type="dxa"/>
+            <w:tcW w:w="698" w:type="dxa"/>
             <w:tcBorders>
               <w:top w:val="single" w:sz="2" w:space="0" w:color="000000"/>
               <w:start w:val="single" w:sz="2" w:space="0" w:color="000000"/>
@@ -4564,7 +4564,7 @@
         </w:tc>
         <w:tc>
           <w:tcPr>
-            <w:tcW w:w="2168" w:type="dxa"/>
+            <w:tcW w:w="2170" w:type="dxa"/>
             <w:tcBorders>
               <w:top w:val="single" w:sz="2" w:space="0" w:color="000000"/>
               <w:start w:val="single" w:sz="2" w:space="0" w:color="000000"/>
@@ -4665,7 +4665,7 @@
         <w:trPr/>
         <w:tc>
           <w:tcPr>
-            <w:tcW w:w="700" w:type="dxa"/>
+            <w:tcW w:w="698" w:type="dxa"/>
             <w:tcBorders>
               <w:start w:val="single" w:sz="2" w:space="0" w:color="000000"/>
               <w:bottom w:val="single" w:sz="2" w:space="0" w:color="000000"/>
@@ -4694,7 +4694,7 @@
         </w:tc>
         <w:tc>
           <w:tcPr>
-            <w:tcW w:w="2168" w:type="dxa"/>
+            <w:tcW w:w="2170" w:type="dxa"/>
             <w:tcBorders>
               <w:start w:val="single" w:sz="2" w:space="0" w:color="000000"/>
               <w:bottom w:val="single" w:sz="2" w:space="0" w:color="000000"/>
@@ -4768,7 +4768,7 @@
         <w:trPr/>
         <w:tc>
           <w:tcPr>
-            <w:tcW w:w="700" w:type="dxa"/>
+            <w:tcW w:w="698" w:type="dxa"/>
             <w:tcBorders>
               <w:start w:val="single" w:sz="2" w:space="0" w:color="000000"/>
               <w:bottom w:val="single" w:sz="2" w:space="0" w:color="000000"/>
@@ -4797,7 +4797,7 @@
         </w:tc>
         <w:tc>
           <w:tcPr>
-            <w:tcW w:w="2168" w:type="dxa"/>
+            <w:tcW w:w="2170" w:type="dxa"/>
             <w:tcBorders>
               <w:start w:val="single" w:sz="2" w:space="0" w:color="000000"/>
               <w:bottom w:val="single" w:sz="2" w:space="0" w:color="000000"/>
@@ -4857,7 +4857,7 @@
         <w:trPr/>
         <w:tc>
           <w:tcPr>
-            <w:tcW w:w="700" w:type="dxa"/>
+            <w:tcW w:w="698" w:type="dxa"/>
             <w:tcBorders>
               <w:start w:val="single" w:sz="2" w:space="0" w:color="000000"/>
               <w:bottom w:val="single" w:sz="2" w:space="0" w:color="000000"/>
@@ -4886,7 +4886,7 @@
         </w:tc>
         <w:tc>
           <w:tcPr>
-            <w:tcW w:w="2168" w:type="dxa"/>
+            <w:tcW w:w="2170" w:type="dxa"/>
             <w:tcBorders>
               <w:start w:val="single" w:sz="2" w:space="0" w:color="000000"/>
               <w:bottom w:val="single" w:sz="2" w:space="0" w:color="000000"/>
@@ -4946,7 +4946,7 @@
         <w:trPr/>
         <w:tc>
           <w:tcPr>
-            <w:tcW w:w="700" w:type="dxa"/>
+            <w:tcW w:w="698" w:type="dxa"/>
             <w:tcBorders>
               <w:start w:val="single" w:sz="2" w:space="0" w:color="000000"/>
               <w:bottom w:val="single" w:sz="2" w:space="0" w:color="000000"/>
@@ -4975,7 +4975,7 @@
         </w:tc>
         <w:tc>
           <w:tcPr>
-            <w:tcW w:w="2168" w:type="dxa"/>
+            <w:tcW w:w="2170" w:type="dxa"/>
             <w:tcBorders>
               <w:start w:val="single" w:sz="2" w:space="0" w:color="000000"/>
               <w:bottom w:val="single" w:sz="2" w:space="0" w:color="000000"/>
@@ -6278,7 +6278,39 @@
           <w:rFonts w:ascii="Roboto" w:hAnsi="Roboto"/>
           <w:shd w:fill="FF8000" w:val="clear"/>
         </w:rPr>
-        <w:t>)</w:t>
+        <w:t xml:space="preserve">) </w:t>
+        <w:br/>
+      </w:r>
+      <w:r>
+        <w:rPr>
+          <w:rFonts w:ascii="Roboto" w:hAnsi="Roboto"/>
+          <w:color w:val="FFFF00"/>
+          <w:sz w:val="28"/>
+          <w:szCs w:val="28"/>
+          <w:shd w:fill="3FAF46" w:val="clear"/>
+        </w:rPr>
+        <w:t xml:space="preserve">код с автоматическим sw.js в файле VitePWA и Svelte5.md  это </w:t>
+      </w:r>
+      <w:r>
+        <w:rPr>
+          <w:rFonts w:ascii="Roboto" w:hAnsi="Roboto"/>
+          <w:color w:val="FFFF00"/>
+          <w:sz w:val="28"/>
+          <w:szCs w:val="28"/>
+          <w:shd w:fill="FF4000" w:val="clear"/>
+        </w:rPr>
+        <w:t xml:space="preserve">ВАЖНОЕ!! обновление для  </w:t>
+      </w:r>
+      <w:r>
+        <w:rPr>
+          <w:rStyle w:val="Style11"/>
+          <w:rFonts w:ascii="Roboto" w:hAnsi="Roboto"/>
+          <w:color w:val="FFFF00"/>
+          <w:sz w:val="28"/>
+          <w:szCs w:val="28"/>
+          <w:shd w:fill="FF4000" w:val="clear"/>
+        </w:rPr>
+        <w:t>vite.config.js</w:t>
       </w:r>
     </w:p>
     <w:p>
@@ -7134,17 +7166,7 @@
           <w:sz w:val="21"/>
           <w:shd w:fill="auto" w:val="clear"/>
         </w:rPr>
-        <w:t>// БЕЗ необходимости писать @import ... в каждом файле.</w:t>
-      </w:r>
-      <w:r>
-        <w:rPr>
-          <w:rFonts w:ascii="Droid Sans Mono;monospace;monospace" w:hAnsi="Droid Sans Mono;monospace;monospace"/>
-          <w:b w:val="false"/>
-          <w:color w:val="000000"/>
-          <w:sz w:val="21"/>
-          <w:shd w:fill="auto" w:val="clear"/>
-        </w:rPr>
-        <w:t>// НО если ты поместишь _reset.scss или _layout.scss СЮДА, ТО вес твоего CSS вырастет в десятки раз.</w:t>
+        <w:t>// БЕЗ необходимости писать @import ... в каждом файле.// НО если ты поместишь _reset.scss или _layout.scss СЮДА, ТО вес твоего CSS вырастет в десятки раз.</w:t>
       </w:r>
     </w:p>
     <w:p>
@@ -7187,7 +7209,13 @@
         </w:rPr>
       </w:pPr>
       <w:r>
-        <w:rPr/>
+        <w:rPr>
+          <w:rFonts w:ascii="Droid Sans Mono;monospace;monospace" w:hAnsi="Droid Sans Mono;monospace;monospace"/>
+          <w:b w:val="false"/>
+          <w:color w:val="000000"/>
+          <w:sz w:val="21"/>
+          <w:shd w:fill="auto" w:val="clear"/>
+        </w:rPr>
       </w:r>
     </w:p>
     <w:p>
@@ -13330,8 +13358,8 @@
         </w:tblCellMar>
       </w:tblPr>
       <w:tblGrid>
-        <w:gridCol w:w="700"/>
-        <w:gridCol w:w="2783"/>
+        <w:gridCol w:w="698"/>
+        <w:gridCol w:w="2785"/>
         <w:gridCol w:w="6155"/>
       </w:tblGrid>
       <w:tr>
@@ -13340,7 +13368,7 @@
         </w:trPr>
         <w:tc>
           <w:tcPr>
-            <w:tcW w:w="700" w:type="dxa"/>
+            <w:tcW w:w="698" w:type="dxa"/>
             <w:tcBorders>
               <w:top w:val="single" w:sz="2" w:space="0" w:color="000000"/>
               <w:start w:val="single" w:sz="2" w:space="0" w:color="000000"/>
@@ -13369,7 +13397,7 @@
         </w:tc>
         <w:tc>
           <w:tcPr>
-            <w:tcW w:w="2783" w:type="dxa"/>
+            <w:tcW w:w="2785" w:type="dxa"/>
             <w:tcBorders>
               <w:top w:val="single" w:sz="2" w:space="0" w:color="000000"/>
               <w:start w:val="single" w:sz="2" w:space="0" w:color="000000"/>
@@ -13430,7 +13458,7 @@
         <w:trPr/>
         <w:tc>
           <w:tcPr>
-            <w:tcW w:w="700" w:type="dxa"/>
+            <w:tcW w:w="698" w:type="dxa"/>
             <w:tcBorders>
               <w:top w:val="single" w:sz="2" w:space="0" w:color="000000"/>
               <w:start w:val="single" w:sz="2" w:space="0" w:color="000000"/>
@@ -13465,7 +13493,7 @@
         </w:tc>
         <w:tc>
           <w:tcPr>
-            <w:tcW w:w="2783" w:type="dxa"/>
+            <w:tcW w:w="2785" w:type="dxa"/>
             <w:tcBorders>
               <w:top w:val="single" w:sz="2" w:space="0" w:color="000000"/>
               <w:start w:val="single" w:sz="2" w:space="0" w:color="000000"/>
@@ -13620,7 +13648,7 @@
         <w:trPr/>
         <w:tc>
           <w:tcPr>
-            <w:tcW w:w="700" w:type="dxa"/>
+            <w:tcW w:w="698" w:type="dxa"/>
             <w:tcBorders>
               <w:top w:val="single" w:sz="2" w:space="0" w:color="000000"/>
               <w:start w:val="single" w:sz="2" w:space="0" w:color="000000"/>
@@ -13655,7 +13683,7 @@
         </w:tc>
         <w:tc>
           <w:tcPr>
-            <w:tcW w:w="2783" w:type="dxa"/>
+            <w:tcW w:w="2785" w:type="dxa"/>
             <w:tcBorders>
               <w:top w:val="single" w:sz="2" w:space="0" w:color="000000"/>
               <w:start w:val="single" w:sz="2" w:space="0" w:color="000000"/>
@@ -14514,8 +14542,8 @@
         </w:tblCellMar>
       </w:tblPr>
       <w:tblGrid>
-        <w:gridCol w:w="700"/>
-        <w:gridCol w:w="2571"/>
+        <w:gridCol w:w="698"/>
+        <w:gridCol w:w="2573"/>
         <w:gridCol w:w="6367"/>
       </w:tblGrid>
       <w:tr>
@@ -14524,7 +14552,7 @@
         </w:trPr>
         <w:tc>
           <w:tcPr>
-            <w:tcW w:w="700" w:type="dxa"/>
+            <w:tcW w:w="698" w:type="dxa"/>
             <w:tcBorders>
               <w:top w:val="single" w:sz="2" w:space="0" w:color="000000"/>
               <w:start w:val="single" w:sz="2" w:space="0" w:color="000000"/>
@@ -14553,7 +14581,7 @@
         </w:tc>
         <w:tc>
           <w:tcPr>
-            <w:tcW w:w="2571" w:type="dxa"/>
+            <w:tcW w:w="2573" w:type="dxa"/>
             <w:tcBorders>
               <w:top w:val="single" w:sz="2" w:space="0" w:color="000000"/>
               <w:start w:val="single" w:sz="2" w:space="0" w:color="000000"/>
@@ -14614,7 +14642,7 @@
         <w:trPr/>
         <w:tc>
           <w:tcPr>
-            <w:tcW w:w="700" w:type="dxa"/>
+            <w:tcW w:w="698" w:type="dxa"/>
             <w:tcBorders>
               <w:top w:val="single" w:sz="2" w:space="0" w:color="000000"/>
               <w:start w:val="single" w:sz="2" w:space="0" w:color="000000"/>
@@ -14645,7 +14673,7 @@
         </w:tc>
         <w:tc>
           <w:tcPr>
-            <w:tcW w:w="2571" w:type="dxa"/>
+            <w:tcW w:w="2573" w:type="dxa"/>
             <w:tcBorders>
               <w:top w:val="single" w:sz="2" w:space="0" w:color="000000"/>
               <w:start w:val="single" w:sz="2" w:space="0" w:color="000000"/>
@@ -14714,7 +14742,7 @@
         <w:trPr/>
         <w:tc>
           <w:tcPr>
-            <w:tcW w:w="700" w:type="dxa"/>
+            <w:tcW w:w="698" w:type="dxa"/>
             <w:tcBorders>
               <w:top w:val="single" w:sz="2" w:space="0" w:color="000000"/>
               <w:start w:val="single" w:sz="2" w:space="0" w:color="000000"/>
@@ -14745,7 +14773,7 @@
         </w:tc>
         <w:tc>
           <w:tcPr>
-            <w:tcW w:w="2571" w:type="dxa"/>
+            <w:tcW w:w="2573" w:type="dxa"/>
             <w:tcBorders>
               <w:top w:val="single" w:sz="2" w:space="0" w:color="000000"/>
               <w:start w:val="single" w:sz="2" w:space="0" w:color="000000"/>
@@ -14824,7 +14852,7 @@
         <w:trPr/>
         <w:tc>
           <w:tcPr>
-            <w:tcW w:w="700" w:type="dxa"/>
+            <w:tcW w:w="698" w:type="dxa"/>
             <w:tcBorders>
               <w:top w:val="single" w:sz="2" w:space="0" w:color="000000"/>
               <w:start w:val="single" w:sz="2" w:space="0" w:color="000000"/>
@@ -14855,7 +14883,7 @@
         </w:tc>
         <w:tc>
           <w:tcPr>
-            <w:tcW w:w="2571" w:type="dxa"/>
+            <w:tcW w:w="2573" w:type="dxa"/>
             <w:tcBorders>
               <w:top w:val="single" w:sz="2" w:space="0" w:color="000000"/>
               <w:start w:val="single" w:sz="2" w:space="0" w:color="000000"/>
@@ -14919,7 +14947,7 @@
         <w:trPr/>
         <w:tc>
           <w:tcPr>
-            <w:tcW w:w="700" w:type="dxa"/>
+            <w:tcW w:w="698" w:type="dxa"/>
             <w:tcBorders>
               <w:top w:val="single" w:sz="2" w:space="0" w:color="000000"/>
               <w:start w:val="single" w:sz="2" w:space="0" w:color="000000"/>
@@ -14950,7 +14978,7 @@
         </w:tc>
         <w:tc>
           <w:tcPr>
-            <w:tcW w:w="2571" w:type="dxa"/>
+            <w:tcW w:w="2573" w:type="dxa"/>
             <w:tcBorders>
               <w:top w:val="single" w:sz="2" w:space="0" w:color="000000"/>
               <w:start w:val="single" w:sz="2" w:space="0" w:color="000000"/>
@@ -18714,8 +18742,8 @@
         </w:tblCellMar>
       </w:tblPr>
       <w:tblGrid>
-        <w:gridCol w:w="1792"/>
-        <w:gridCol w:w="2035"/>
+        <w:gridCol w:w="1790"/>
+        <w:gridCol w:w="2037"/>
         <w:gridCol w:w="5811"/>
       </w:tblGrid>
       <w:tr>
@@ -18724,7 +18752,7 @@
         </w:trPr>
         <w:tc>
           <w:tcPr>
-            <w:tcW w:w="1792" w:type="dxa"/>
+            <w:tcW w:w="1790" w:type="dxa"/>
             <w:tcBorders>
               <w:top w:val="single" w:sz="2" w:space="0" w:color="000000"/>
               <w:start w:val="single" w:sz="2" w:space="0" w:color="000000"/>
@@ -18751,7 +18779,7 @@
         </w:tc>
         <w:tc>
           <w:tcPr>
-            <w:tcW w:w="2035" w:type="dxa"/>
+            <w:tcW w:w="2037" w:type="dxa"/>
             <w:tcBorders>
               <w:top w:val="single" w:sz="2" w:space="0" w:color="000000"/>
               <w:start w:val="single" w:sz="2" w:space="0" w:color="000000"/>
@@ -18808,7 +18836,7 @@
         <w:trPr/>
         <w:tc>
           <w:tcPr>
-            <w:tcW w:w="1792" w:type="dxa"/>
+            <w:tcW w:w="1790" w:type="dxa"/>
             <w:tcBorders>
               <w:top w:val="single" w:sz="2" w:space="0" w:color="000000"/>
               <w:start w:val="single" w:sz="2" w:space="0" w:color="000000"/>
@@ -18836,7 +18864,7 @@
         </w:tc>
         <w:tc>
           <w:tcPr>
-            <w:tcW w:w="2035" w:type="dxa"/>
+            <w:tcW w:w="2037" w:type="dxa"/>
             <w:tcBorders>
               <w:top w:val="single" w:sz="2" w:space="0" w:color="000000"/>
               <w:start w:val="single" w:sz="2" w:space="0" w:color="000000"/>
@@ -19012,8 +19040,8 @@
         </w:tblCellMar>
       </w:tblPr>
       <w:tblGrid>
-        <w:gridCol w:w="1550"/>
-        <w:gridCol w:w="2112"/>
+        <w:gridCol w:w="1548"/>
+        <w:gridCol w:w="2114"/>
         <w:gridCol w:w="5976"/>
       </w:tblGrid>
       <w:tr>
@@ -19022,7 +19050,7 @@
         </w:trPr>
         <w:tc>
           <w:tcPr>
-            <w:tcW w:w="1550" w:type="dxa"/>
+            <w:tcW w:w="1548" w:type="dxa"/>
             <w:tcBorders>
               <w:top w:val="single" w:sz="2" w:space="0" w:color="000000"/>
               <w:start w:val="single" w:sz="2" w:space="0" w:color="000000"/>
@@ -19049,7 +19077,7 @@
         </w:tc>
         <w:tc>
           <w:tcPr>
-            <w:tcW w:w="2112" w:type="dxa"/>
+            <w:tcW w:w="2114" w:type="dxa"/>
             <w:tcBorders>
               <w:top w:val="single" w:sz="2" w:space="0" w:color="000000"/>
               <w:start w:val="single" w:sz="2" w:space="0" w:color="000000"/>
@@ -19106,7 +19134,7 @@
         <w:trPr/>
         <w:tc>
           <w:tcPr>
-            <w:tcW w:w="1550" w:type="dxa"/>
+            <w:tcW w:w="1548" w:type="dxa"/>
             <w:tcBorders>
               <w:top w:val="single" w:sz="2" w:space="0" w:color="000000"/>
               <w:start w:val="single" w:sz="2" w:space="0" w:color="000000"/>
@@ -19134,7 +19162,7 @@
         </w:tc>
         <w:tc>
           <w:tcPr>
-            <w:tcW w:w="2112" w:type="dxa"/>
+            <w:tcW w:w="2114" w:type="dxa"/>
             <w:tcBorders>
               <w:top w:val="single" w:sz="2" w:space="0" w:color="000000"/>
               <w:start w:val="single" w:sz="2" w:space="0" w:color="000000"/>
